--- a/src/documentos/Jose-Hernan-Varela-Backend-Developer.docx
+++ b/src/documentos/Jose-Hernan-Varela-Backend-Developer.docx
@@ -625,7 +625,17 @@
       </w:pPr>
       <w:r>
         <w:rPr/>
-        <w:t xml:space="preserve">18 certificaciones y más de 215 horas de formación continua entre 2024 y 2026, todas de Platzi. Las más relevantes para un puesto backend:</w:t>
+        <w:t xml:space="preserve">21 certificaciones y más de 229 horas de formación continua entre 2023 y 2026, todas de Platzi. Las más relevantes para un puesto backend:</w:t>
+      </w:r>
+    </w:p>
+    <w:p>
+      <w:pPr>
+        <w:spacing w:before="0" w:after="40"/>
+        <w:ind w:left="284"/>
+      </w:pPr>
+      <w:r>
+        <w:rPr/>
+        <w:t xml:space="preserve">- Fundamentos de Python - Platzi - 10/2025</w:t>
       </w:r>
     </w:p>
     <w:p>
@@ -645,6 +655,16 @@
       </w:pPr>
       <w:r>
         <w:rPr/>
+        <w:t xml:space="preserve">- Django - Platzi - 09/2024</w:t>
+      </w:r>
+    </w:p>
+    <w:p>
+      <w:pPr>
+        <w:spacing w:before="0" w:after="40"/>
+        <w:ind w:left="284"/>
+      </w:pPr>
+      <w:r>
+        <w:rPr/>
         <w:t xml:space="preserve">- PostgreSQL - Platzi - 05/2025</w:t>
       </w:r>
     </w:p>
@@ -675,7 +695,7 @@
       </w:pPr>
       <w:r>
         <w:rPr/>
-        <w:t xml:space="preserve">- Django - Platzi - 09/2024</w:t>
+        <w:t xml:space="preserve">- Ciberseguridad Preventiva - Platzi - 03/2026</w:t>
       </w:r>
     </w:p>
     <w:p>
@@ -695,17 +715,7 @@
       </w:pPr>
       <w:r>
         <w:rPr/>
-        <w:t xml:space="preserve">- API REST con Laravel - Platzi - 10/2024</w:t>
-      </w:r>
-    </w:p>
-    <w:p>
-      <w:pPr>
-        <w:spacing w:before="0" w:after="40"/>
-        <w:ind w:left="284"/>
-      </w:pPr>
-      <w:r>
-        <w:rPr/>
-        <w:t xml:space="preserve">- Ciberseguridad Preventiva - Platzi - 03/2026</w:t>
+        <w:t xml:space="preserve">- Claude Code - Platzi - 01/2026</w:t>
       </w:r>
     </w:p>
     <w:p>

--- a/src/documentos/Jose-Hernan-Varela-Backend-Developer.docx
+++ b/src/documentos/Jose-Hernan-Varela-Backend-Developer.docx
@@ -64,7 +64,7 @@
       </w:pPr>
       <w:r>
         <w:rPr/>
-        <w:t xml:space="preserve">Senior Backend Developer con 14 años en tecnologías de la información, 7 de ellos construyendo APIs con Python. Trabajo tanto el backend como la infraestructura donde corre: servidores Linux, contenedores, proxy inverso y bases de datos. Disponible para trabajo remoto con equipos de Latinoamérica, Estados Unidos y Europa.</w:t>
+        <w:t xml:space="preserve">Senior Backend Developer con 14 años en tecnologías de la información, 5 de ellos construyendo APIs con Python. Trabajo tanto el backend como la infraestructura donde corre: servidores Linux, contenedores, proxy inverso y bases de datos. Disponible para trabajo remoto con equipos de Latinoamérica, Estados Unidos y Europa.</w:t>
       </w:r>
     </w:p>
     <w:p>

--- a/src/documentos/Jose-Hernan-Varela-Backend-Developer.docx
+++ b/src/documentos/Jose-Hernan-Varela-Backend-Developer.docx
@@ -42,7 +42,7 @@
       </w:pPr>
       <w:r>
         <w:rPr/>
-        <w:t xml:space="preserve">https://devapis.cloud/cv | https://github.com/jhernan33 | https://www.linkedin.com/in/jhernan-13465028</w:t>
+        <w:t xml:space="preserve">https://devapis.cloud/cv | https://github.com/jhernan33 | https://www.linkedin.com/in/jhernanvarela</w:t>
       </w:r>
     </w:p>
     <w:p>

--- a/src/documentos/Jose-Hernan-Varela-Backend-Developer.docx
+++ b/src/documentos/Jose-Hernan-Varela-Backend-Developer.docx
@@ -64,7 +64,7 @@
       </w:pPr>
       <w:r>
         <w:rPr/>
-        <w:t xml:space="preserve">Senior Backend Developer con 14 años en tecnologías de la información, 5 de ellos construyendo APIs con Python. Trabajo tanto el backend como la infraestructura donde corre: servidores Linux, contenedores, proxy inverso y bases de datos. Disponible para trabajo remoto con equipos de Latinoamérica, Estados Unidos y Europa.</w:t>
+        <w:t xml:space="preserve">Senior Backend Developer con 15 años en tecnologías de la información, 5 de ellos construyendo APIs con Python. Trabajo tanto el backend como la infraestructura donde corre: servidores Linux, contenedores, proxy inverso y bases de datos. Disponible para trabajo remoto con equipos de Latinoamérica, Estados Unidos y Europa.</w:t>
       </w:r>
     </w:p>
     <w:p>

--- a/src/documentos/Jose-Hernan-Varela-Backend-Developer.docx
+++ b/src/documentos/Jose-Hernan-Varela-Backend-Developer.docx
@@ -97,7 +97,7 @@
       </w:pPr>
       <w:r>
         <w:rPr/>
-        <w:t xml:space="preserve">05/2011 - Presente | Tiempo completo</w:t>
+        <w:t xml:space="preserve">05/2011 – Presente | Tiempo completo</w:t>
       </w:r>
     </w:p>
     <w:p>
@@ -151,6 +151,26 @@
     </w:p>
     <w:p>
       <w:pPr>
+        <w:spacing w:before="180" w:after="40"/>
+      </w:pPr>
+      <w:r>
+        <w:rPr>
+          <w:b/>
+        </w:rPr>
+        <w:t xml:space="preserve">Experiencia paralela / freelance</w:t>
+      </w:r>
+    </w:p>
+    <w:p>
+      <w:pPr>
+        <w:spacing w:before="0" w:after="40"/>
+      </w:pPr>
+      <w:r>
+        <w:rPr/>
+        <w:t xml:space="preserve">Los tres compromisos siguientes se desarrollaron de forma simultánea al puesto de Jefe de Informática, no como empleos consecutivos.</w:t>
+      </w:r>
+    </w:p>
+    <w:p>
+      <w:pPr>
         <w:spacing w:before="120" w:after="40"/>
       </w:pPr>
       <w:r>
@@ -166,7 +186,7 @@
       </w:pPr>
       <w:r>
         <w:rPr/>
-        <w:t xml:space="preserve">06/2022 - 12/2023 | Freelance, en paralelo a PCVARELAVENEZUELA</w:t>
+        <w:t xml:space="preserve">06/2022 – 12/2023 | Freelance, en paralelo a PCVARELAVENEZUELA</w:t>
       </w:r>
     </w:p>
     <w:p>
@@ -225,7 +245,7 @@
       </w:pPr>
       <w:r>
         <w:rPr/>
-        <w:t xml:space="preserve">12/2019 - 12/2022 | Consultoría, en paralelo a PCVARELAVENEZUELA</w:t>
+        <w:t xml:space="preserve">12/2019 – 12/2022 | Consultoría, en paralelo a PCVARELAVENEZUELA</w:t>
       </w:r>
     </w:p>
     <w:p>
@@ -294,7 +314,7 @@
       </w:pPr>
       <w:r>
         <w:rPr/>
-        <w:t xml:space="preserve">02/2020 - 05/2022 | Contrato, en paralelo a PCVARELAVENEZUELA</w:t>
+        <w:t xml:space="preserve">02/2020 – 05/2022 | Contrato, en paralelo a PCVARELAVENEZUELA</w:t>
       </w:r>
     </w:p>
     <w:p>
@@ -625,7 +645,7 @@
       </w:pPr>
       <w:r>
         <w:rPr/>
-        <w:t xml:space="preserve">21 certificaciones y más de 229 horas de formación continua entre 2023 y 2026, todas de Platzi. Las más relevantes para un puesto backend:</w:t>
+        <w:t xml:space="preserve">21 certificaciones y más de 229 horas de formación continua entre 2023 y 2026, todas de Platzi (plataforma líder de educación tech en Latinoamérica, más de 1 millón de estudiantes). Las más relevantes para un puesto backend:</w:t>
       </w:r>
     </w:p>
     <w:p>

--- a/src/documentos/Jose-Hernan-Varela-Backend-Developer.docx
+++ b/src/documentos/Jose-Hernan-Varela-Backend-Developer.docx
@@ -107,7 +107,7 @@
       </w:pPr>
       <w:r>
         <w:rPr/>
-        <w:t xml:space="preserve">- Lidero el departamento de TI y la infraestructura tecnológica completa.</w:t>
+        <w:t xml:space="preserve">- Único responsable del departamento de TI y de la infraestructura tecnológica completa: desarrollo, servidores, bases de datos y despliegue.</w:t>
       </w:r>
     </w:p>
     <w:p>
@@ -216,7 +216,7 @@
       </w:pPr>
       <w:r>
         <w:rPr/>
-        <w:t xml:space="preserve">- Optimización de consultas PostgreSQL en las rutas de mayor uso.</w:t>
+        <w:t xml:space="preserve">- Eliminación de consultas N+1 en las rutas de mayor uso: el endpoint más pesado pasó de más de 9.000 consultas y 62 s a 1 consulta y 0,29 s.</w:t>
       </w:r>
     </w:p>
     <w:p>
@@ -255,7 +255,7 @@
       </w:pPr>
       <w:r>
         <w:rPr/>
-        <w:t xml:space="preserve">- Arquitectura de microservicios en PHP con Laravel y Lumen.</w:t>
+        <w:t xml:space="preserve">- Arquitectura de 3 microservicios en PHP con Laravel y Lumen.</w:t>
       </w:r>
     </w:p>
     <w:p>
@@ -324,7 +324,17 @@
       </w:pPr>
       <w:r>
         <w:rPr/>
-        <w:t xml:space="preserve">- Plataforma de gestión municipal para trámites ciudadanos.</w:t>
+        <w:t xml:space="preserve">- Actualización y optimización del sistema de partidas del registro civil.</w:t>
+      </w:r>
+    </w:p>
+    <w:p>
+      <w:pPr>
+        <w:spacing w:before="0" w:after="40"/>
+        <w:ind w:left="284"/>
+      </w:pPr>
+      <w:r>
+        <w:rPr/>
+        <w:t xml:space="preserve">- Portal web del municipio.</w:t>
       </w:r>
     </w:p>
     <w:p>
@@ -474,6 +484,26 @@
       <w:r>
         <w:rPr/>
         <w:t xml:space="preserve">- Sitio estático sin dependencias servido por Nginx, con servicio propio de analítica en FastAPI y PostgreSQL, tras Traefik y sobre Docker Compose.</w:t>
+      </w:r>
+    </w:p>
+    <w:p>
+      <w:pPr>
+        <w:spacing w:before="0" w:after="40"/>
+        <w:ind w:left="284"/>
+      </w:pPr>
+      <w:r>
+        <w:rPr/>
+        <w:t xml:space="preserve">- Infraestructura propia en producción, operada de forma ininterrumpida desde 2024.</w:t>
+      </w:r>
+    </w:p>
+    <w:p>
+      <w:pPr>
+        <w:spacing w:before="0" w:after="40"/>
+        <w:ind w:left="284"/>
+      </w:pPr>
+      <w:r>
+        <w:rPr/>
+        <w:t xml:space="preserve">- Despliegue automatizado en 18 s —construcción, recreación, espera a estado sano y verificación externa— con vuelta atrás automática si la comprobación falla.</w:t>
       </w:r>
     </w:p>
     <w:p>

--- a/src/documentos/Jose-Hernan-Varela-Backend-Developer.docx
+++ b/src/documentos/Jose-Hernan-Varela-Backend-Developer.docx
@@ -166,7 +166,66 @@
       </w:pPr>
       <w:r>
         <w:rPr/>
-        <w:t xml:space="preserve">Los tres compromisos siguientes se desarrollaron de forma simultánea al puesto de Jefe de Informática, no como empleos consecutivos.</w:t>
+        <w:t xml:space="preserve">Los cuatro compromisos siguientes se desarrollaron de forma simultánea al puesto de Jefe de Informática, no como empleos consecutivos.</w:t>
+      </w:r>
+    </w:p>
+    <w:p>
+      <w:pPr>
+        <w:spacing w:before="120" w:after="40"/>
+      </w:pPr>
+      <w:r>
+        <w:rPr>
+          <w:b/>
+        </w:rPr>
+        <w:t xml:space="preserve">Desarrollador Backend - Gsamples-Global (Chile)</w:t>
+      </w:r>
+    </w:p>
+    <w:p>
+      <w:pPr>
+        <w:spacing w:before="0" w:after="40"/>
+      </w:pPr>
+      <w:r>
+        <w:rPr/>
+        <w:t xml:space="preserve">08/2023 – 07/2024 | Freelance, en paralelo a PCVARELAVENEZUELA</w:t>
+      </w:r>
+    </w:p>
+    <w:p>
+      <w:pPr>
+        <w:spacing w:before="0" w:after="40"/>
+        <w:ind w:left="284"/>
+      </w:pPr>
+      <w:r>
+        <w:rPr/>
+        <w:t xml:space="preserve">- Prototipo de la API REST de un sistema de trazabilidad de muestras geológicas mineras.</w:t>
+      </w:r>
+    </w:p>
+    <w:p>
+      <w:pPr>
+        <w:spacing w:before="0" w:after="40"/>
+        <w:ind w:left="284"/>
+      </w:pPr>
+      <w:r>
+        <w:rPr/>
+        <w:t xml:space="preserve">- Modelado del ciclo de vida del testigo de sondaje, desde que sale del terreno hasta su almacenamiento y análisis en laboratorio.</w:t>
+      </w:r>
+    </w:p>
+    <w:p>
+      <w:pPr>
+        <w:spacing w:before="0" w:after="40"/>
+        <w:ind w:left="284"/>
+      </w:pPr>
+      <w:r>
+        <w:rPr/>
+        <w:t xml:space="preserve">- Despliegue en un VPS de Contabo con Docker y Traefik.</w:t>
+      </w:r>
+    </w:p>
+    <w:p>
+      <w:pPr>
+        <w:spacing w:before="0" w:after="40"/>
+      </w:pPr>
+      <w:r>
+        <w:rPr/>
+        <w:t xml:space="preserve">Tecnologías: PHP, Laravel, MySQL, Docker, Traefik</w:t>
       </w:r>
     </w:p>
     <w:p>

--- a/src/documentos/Jose-Hernan-Varela-Backend-Developer.docx
+++ b/src/documentos/Jose-Hernan-Varela-Backend-Developer.docx
@@ -166,7 +166,96 @@
       </w:pPr>
       <w:r>
         <w:rPr/>
-        <w:t xml:space="preserve">Los cuatro compromisos siguientes se desarrollaron de forma simultánea al puesto de Jefe de Informática, no como empleos consecutivos.</w:t>
+        <w:t xml:space="preserve">Los cinco compromisos siguientes se desarrollaron de forma simultánea al puesto de Jefe de Informática, no como empleos consecutivos.</w:t>
+      </w:r>
+    </w:p>
+    <w:p>
+      <w:pPr>
+        <w:spacing w:before="120" w:after="40"/>
+      </w:pPr>
+      <w:r>
+        <w:rPr>
+          <w:b/>
+        </w:rPr>
+        <w:t xml:space="preserve">Desarrollador Backend - Plataforma MLS inmobiliaria (producto propio en producción)</w:t>
+      </w:r>
+    </w:p>
+    <w:p>
+      <w:pPr>
+        <w:spacing w:before="0" w:after="40"/>
+      </w:pPr>
+      <w:r>
+        <w:rPr/>
+        <w:t xml:space="preserve">08/2025 – Presente | Producto propio, en paralelo a PCVARELAVENEZUELA</w:t>
+      </w:r>
+    </w:p>
+    <w:p>
+      <w:pPr>
+        <w:spacing w:before="0" w:after="40"/>
+        <w:ind w:left="284"/>
+      </w:pPr>
+      <w:r>
+        <w:rPr/>
+        <w:t xml:space="preserve">- API REST multi-inquilino en Node.js 22, Express 5 y PostgreSQL con Prisma: 353 endpoints en 57 routers, 53 modelos y 75 migraciones incrementales, desplegada tras Traefik en una imagen Docker distroless sin shell y sin root.</w:t>
+      </w:r>
+    </w:p>
+    <w:p>
+      <w:pPr>
+        <w:spacing w:before="0" w:after="40"/>
+        <w:ind w:left="284"/>
+      </w:pPr>
+      <w:r>
+        <w:rPr/>
+        <w:t xml:space="preserve">- Autorización multi-inquilino con RBAC en base de datos y alcance por empresa y agente derivado del JWT; las fugas entre inquilinos se cerraron como clase (listas blancas en la proyección, DTOs de salida y 404 genéricos) y las fijan 18 tests de seguridad.</w:t>
+      </w:r>
+    </w:p>
+    <w:p>
+      <w:pPr>
+        <w:spacing w:before="0" w:after="40"/>
+        <w:ind w:left="284"/>
+      </w:pPr>
+      <w:r>
+        <w:rPr/>
+        <w:t xml:space="preserve">- Dos pasarelas de pago en paralelo (Stripe y PayU) con webhooks de cuerpo crudo, suscripciones recurrentes e idempotencia por cabecera en las operaciones mutantes.</w:t>
+      </w:r>
+    </w:p>
+    <w:p>
+      <w:pPr>
+        <w:spacing w:before="0" w:after="40"/>
+        <w:ind w:left="284"/>
+      </w:pPr>
+      <w:r>
+        <w:rPr/>
+        <w:t xml:space="preserve">- Caché Redis con ETag/304, TTL según la naturaleza del dato e invalidación dirigida desde cada escritura; rate limiting en tres capas (Traefik por IP, techo global y limitadores por ruta con Redis).</w:t>
+      </w:r>
+    </w:p>
+    <w:p>
+      <w:pPr>
+        <w:spacing w:before="0" w:after="40"/>
+        <w:ind w:left="284"/>
+      </w:pPr>
+      <w:r>
+        <w:rPr/>
+        <w:t xml:space="preserve">- Ciclo de identidad completo: JWT con lista negra, revocación global de sesiones al cambiar la contraseña, 2FA por OTP y Google Sign-In con verificación del ID token contra JWKS.</w:t>
+      </w:r>
+    </w:p>
+    <w:p>
+      <w:pPr>
+        <w:spacing w:before="0" w:after="40"/>
+        <w:ind w:left="284"/>
+      </w:pPr>
+      <w:r>
+        <w:rPr/>
+        <w:t xml:space="preserve">- Suite de 2.154 tests (Jest y Supertest, 163 suites) con tests guardrail que fallan si reaparece un patrón arquitectónico ya eliminado.</w:t>
+      </w:r>
+    </w:p>
+    <w:p>
+      <w:pPr>
+        <w:spacing w:before="0" w:after="40"/>
+      </w:pPr>
+      <w:r>
+        <w:rPr/>
+        <w:t xml:space="preserve">Tecnologías: Node.js, Express 5, PostgreSQL, Prisma, Redis, Socket.IO, Docker, Traefik, Stripe, PayU, Jest</w:t>
       </w:r>
     </w:p>
     <w:p>
@@ -454,16 +543,16 @@
       </w:pPr>
       <w:r>
         <w:rPr/>
-        <w:t xml:space="preserve">Lenguajes: Python, JavaScript (ES6+), PHP, SQL / PL-pgSQL</w:t>
-      </w:r>
-    </w:p>
-    <w:p>
-      <w:pPr>
-        <w:spacing w:before="0" w:after="40"/>
-      </w:pPr>
-      <w:r>
-        <w:rPr/>
-        <w:t xml:space="preserve">Frameworks backend: Django, Django REST Framework, FastAPI, Laravel, Lumen, Express.js</w:t>
+        <w:t xml:space="preserve">Lenguajes: Python, JavaScript (Node.js, ES6+), PHP, SQL / PL-pgSQL</w:t>
+      </w:r>
+    </w:p>
+    <w:p>
+      <w:pPr>
+        <w:spacing w:before="0" w:after="40"/>
+      </w:pPr>
+      <w:r>
+        <w:rPr/>
+        <w:t xml:space="preserve">Frameworks backend: Django, Django REST Framework, FastAPI, Express 5, Prisma, Laravel, Lumen</w:t>
       </w:r>
     </w:p>
     <w:p>

--- a/src/documentos/Jose-Hernan-Varela-Backend-Developer.docx
+++ b/src/documentos/Jose-Hernan-Varela-Backend-Developer.docx
@@ -24,7 +24,7 @@
           <w:sz w:val="24"/>
           <w:szCs w:val="24"/>
         </w:rPr>
-        <w:t xml:space="preserve">Senior Backend Developer</w:t>
+        <w:t xml:space="preserve">Senior Backend / Full-Stack Developer</w:t>
       </w:r>
     </w:p>
     <w:p>
@@ -64,7 +64,7 @@
       </w:pPr>
       <w:r>
         <w:rPr/>
-        <w:t xml:space="preserve">Senior Backend Developer con 15 años en tecnologías de la información, 5 de ellos construyendo APIs con Python. Trabajo tanto el backend como la infraestructura donde corre: servidores Linux, contenedores, proxy inverso y bases de datos. Disponible para trabajo remoto con equipos de Latinoamérica, Estados Unidos y Europa.</w:t>
+        <w:t xml:space="preserve">Senior Backend / Full-Stack Developer con 15 años en tecnologías de la información, 5 de ellos construyendo APIs con Python y Node.js. Trabajo tanto el backend como la infraestructura donde corre: servidores Linux, contenedores, proxy inverso y bases de datos; en mi producto propio, también el frontend en React. Disponible para trabajo remoto con equipos de Latinoamérica, Estados Unidos y Europa.</w:t>
       </w:r>
     </w:p>
     <w:p>
@@ -166,7 +166,7 @@
       </w:pPr>
       <w:r>
         <w:rPr/>
-        <w:t xml:space="preserve">Los cinco compromisos siguientes se desarrollaron de forma simultánea al puesto de Jefe de Informática, no como empleos consecutivos.</w:t>
+        <w:t xml:space="preserve">Simultáneos al puesto de Jefe de Informática, no consecutivos.</w:t>
       </w:r>
     </w:p>
     <w:p>
@@ -177,7 +177,96 @@
         <w:rPr>
           <w:b/>
         </w:rPr>
-        <w:t xml:space="preserve">Desarrollador Backend - Plataforma MLS inmobiliaria (producto propio en producción)</w:t>
+        <w:t xml:space="preserve">Desarrollador Frontend - InmobiClub Business, MLS inmobiliario (producto propio en producción)</w:t>
+      </w:r>
+    </w:p>
+    <w:p>
+      <w:pPr>
+        <w:spacing w:before="0" w:after="40"/>
+      </w:pPr>
+      <w:r>
+        <w:rPr/>
+        <w:t xml:space="preserve">03/2026 – Presente | Producto propio, en paralelo a PCVARELAVENEZUELA</w:t>
+      </w:r>
+    </w:p>
+    <w:p>
+      <w:pPr>
+        <w:spacing w:before="0" w:after="40"/>
+        <w:ind w:left="284"/>
+      </w:pPr>
+      <w:r>
+        <w:rPr/>
+        <w:t xml:space="preserve">- SPA en React 19, TypeScript estricto y Vite de 54.000 líneas en 466 módulos: 40 rutas, 35 de ellas con carga diferida y chunks de vendor separados, y cinco módulos de dominio autocontenidos.</w:t>
+      </w:r>
+    </w:p>
+    <w:p>
+      <w:pPr>
+        <w:spacing w:before="0" w:after="40"/>
+        <w:ind w:left="284"/>
+      </w:pPr>
+      <w:r>
+        <w:rPr/>
+        <w:t xml:space="preserve">- Sesión sin tokens en localStorage: cookies httpOnly, refresco en single-flight para evitar la revocación por carrera y renovación proactiva al recuperar el foco.</w:t>
+      </w:r>
+    </w:p>
+    <w:p>
+      <w:pPr>
+        <w:spacing w:before="0" w:after="40"/>
+        <w:ind w:left="284"/>
+      </w:pPr>
+      <w:r>
+        <w:rPr/>
+        <w:t xml:space="preserve">- Aislamiento multi-inquilino: perfiles (rol, empresa) con JWT reemitido por el backend al conmutar, caché de servidor purgada por completo en el cambio y claves de consulta con espacio de nombres por empresa.</w:t>
+      </w:r>
+    </w:p>
+    <w:p>
+      <w:pPr>
+        <w:spacing w:before="0" w:after="40"/>
+        <w:ind w:left="284"/>
+      </w:pPr>
+      <w:r>
+        <w:rPr/>
+        <w:t xml:space="preserve">- Pagos con PayU (tarjeta, PSE, billeteras y efectivo, con fingerprinting antifraude) y Stripe Checkout, con comprobantes en PDF generados en cliente; tiempo real por Socket.io con invalidación selectiva de caché.</w:t>
+      </w:r>
+    </w:p>
+    <w:p>
+      <w:pPr>
+        <w:spacing w:before="0" w:after="40"/>
+        <w:ind w:left="284"/>
+      </w:pPr>
+      <w:r>
+        <w:rPr/>
+        <w:t xml:space="preserve">- Capa pública embebible en sitios de clientes: política de framing por ruta en Nginx con default fail-closed; imágenes comprimidas en cliente eliminando metadatos EXIF/GPS.</w:t>
+      </w:r>
+    </w:p>
+    <w:p>
+      <w:pPr>
+        <w:spacing w:before="0" w:after="40"/>
+        <w:ind w:left="284"/>
+      </w:pPr>
+      <w:r>
+        <w:rPr/>
+        <w:t xml:space="preserve">- Entrega end-to-end: Docker multi-stage con bases fijadas por digest, Nginx sin root con CSP por ruta, y CI en GitLab que bloquea el despliegue ante fallos de tipos o de los 86 archivos de test (Vitest).</w:t>
+      </w:r>
+    </w:p>
+    <w:p>
+      <w:pPr>
+        <w:spacing w:before="0" w:after="40"/>
+      </w:pPr>
+      <w:r>
+        <w:rPr/>
+        <w:t xml:space="preserve">Tecnologías: React 19, TypeScript, Vite, TanStack Query, React Router, Tailwind CSS, Zod, Axios, Socket.io, Leaflet, Vitest, Docker, Nginx, Traefik, GitLab CI</w:t>
+      </w:r>
+    </w:p>
+    <w:p>
+      <w:pPr>
+        <w:spacing w:before="120" w:after="40"/>
+      </w:pPr>
+      <w:r>
+        <w:rPr>
+          <w:b/>
+        </w:rPr>
+        <w:t xml:space="preserve">Desarrollador Backend - InmobiClub Business, MLS inmobiliario (producto propio en producción)</w:t>
       </w:r>
     </w:p>
     <w:p>
@@ -206,7 +295,7 @@
       </w:pPr>
       <w:r>
         <w:rPr/>
-        <w:t xml:space="preserve">- Autorización multi-inquilino con RBAC en base de datos y alcance por empresa y agente derivado del JWT; las fugas entre inquilinos se cerraron como clase (listas blancas en la proyección, DTOs de salida y 404 genéricos) y las fijan 18 tests de seguridad.</w:t>
+        <w:t xml:space="preserve">- Autorización multi-inquilino con RBAC en base de datos y alcance por empresa y agente derivado del JWT; las fugas entre inquilinos se cerraron como clase y las fijan 18 tests de seguridad.</w:t>
       </w:r>
     </w:p>
     <w:p>
@@ -226,17 +315,17 @@
       </w:pPr>
       <w:r>
         <w:rPr/>
-        <w:t xml:space="preserve">- Caché Redis con ETag/304, TTL según la naturaleza del dato e invalidación dirigida desde cada escritura; rate limiting en tres capas (Traefik por IP, techo global y limitadores por ruta con Redis).</w:t>
-      </w:r>
-    </w:p>
-    <w:p>
-      <w:pPr>
-        <w:spacing w:before="0" w:after="40"/>
-        <w:ind w:left="284"/>
-      </w:pPr>
-      <w:r>
-        <w:rPr/>
-        <w:t xml:space="preserve">- Ciclo de identidad completo: JWT con lista negra, revocación global de sesiones al cambiar la contraseña, 2FA por OTP y Google Sign-In con verificación del ID token contra JWKS.</w:t>
+        <w:t xml:space="preserve">- Caché Redis con ETag/304, TTL según la naturaleza del dato e invalidación dirigida desde cada escritura; rate limiting en tres capas.</w:t>
+      </w:r>
+    </w:p>
+    <w:p>
+      <w:pPr>
+        <w:spacing w:before="0" w:after="40"/>
+        <w:ind w:left="284"/>
+      </w:pPr>
+      <w:r>
+        <w:rPr/>
+        <w:t xml:space="preserve">- Ciclo de identidad completo: JWT con lista negra, revocación global de sesiones al cambiar la contraseña, 2FA por OTP y Google Sign-In verificado contra JWKS.</w:t>
       </w:r>
     </w:p>
     <w:p>
@@ -295,7 +384,7 @@
       </w:pPr>
       <w:r>
         <w:rPr/>
-        <w:t xml:space="preserve">- Modelado del ciclo de vida del testigo de sondaje, desde que sale del terreno hasta su almacenamiento y análisis en laboratorio.</w:t>
+        <w:t xml:space="preserve">- Modelado del ciclo de vida del testigo de sondaje, del terreno al laboratorio.</w:t>
       </w:r>
     </w:p>
     <w:p>
@@ -543,7 +632,7 @@
       </w:pPr>
       <w:r>
         <w:rPr/>
-        <w:t xml:space="preserve">Lenguajes: Python, JavaScript (Node.js, ES6+), PHP, SQL / PL-pgSQL</w:t>
+        <w:t xml:space="preserve">Lenguajes: Python, JavaScript (Node.js, ES6+), TypeScript, PHP, SQL / PL-pgSQL</w:t>
       </w:r>
     </w:p>
     <w:p>
@@ -561,7 +650,7 @@
       </w:pPr>
       <w:r>
         <w:rPr/>
-        <w:t xml:space="preserve">Frontend: Vue.js, HTML5, CSS3, JavaScript sin dependencias</w:t>
+        <w:t xml:space="preserve">Frontend: React 19, TypeScript, TanStack Query, Tailwind CSS, Vue.js, HTML5, CSS3, JavaScript sin dependencias</w:t>
       </w:r>
     </w:p>
     <w:p>
@@ -612,6 +701,65 @@
         <w:rPr>
           <w:b/>
         </w:rPr>
+        <w:t xml:space="preserve">InmobiClub Business, MLS inmobiliario multi-inquilino (producto propio en producción)</w:t>
+      </w:r>
+    </w:p>
+    <w:p>
+      <w:pPr>
+        <w:spacing w:before="0" w:after="40"/>
+      </w:pPr>
+      <w:r>
+        <w:rPr/>
+        <w:t xml:space="preserve">https://mls.inmobiliaria.club</w:t>
+      </w:r>
+    </w:p>
+    <w:p>
+      <w:pPr>
+        <w:spacing w:before="0" w:after="40"/>
+        <w:ind w:left="284"/>
+      </w:pPr>
+      <w:r>
+        <w:rPr/>
+        <w:t xml:space="preserve">- Red de intercambio de inmuebles entre inmobiliarias: panel privado con RBAC, mercado B2B bajo consentimiento y capa pública embebible en sitios de terceros.</w:t>
+      </w:r>
+    </w:p>
+    <w:p>
+      <w:pPr>
+        <w:spacing w:before="0" w:after="40"/>
+        <w:ind w:left="284"/>
+      </w:pPr>
+      <w:r>
+        <w:rPr/>
+        <w:t xml:space="preserve">- Backend en Node.js 22, Express 5 y PostgreSQL con Prisma; frontend en React 19 y TypeScript. Cifras y detalle en la experiencia.</w:t>
+      </w:r>
+    </w:p>
+    <w:p>
+      <w:pPr>
+        <w:spacing w:before="0" w:after="40"/>
+        <w:ind w:left="284"/>
+      </w:pPr>
+      <w:r>
+        <w:rPr/>
+        <w:t xml:space="preserve">- Pagos con Stripe y PayU, tiempo real por Socket.io, caché Redis con invalidación dirigida y despliegue Docker distroless tras Traefik.</w:t>
+      </w:r>
+    </w:p>
+    <w:p>
+      <w:pPr>
+        <w:spacing w:before="0" w:after="40"/>
+      </w:pPr>
+      <w:r>
+        <w:rPr/>
+        <w:t xml:space="preserve">Tecnologías: Node.js, Express 5, Prisma, PostgreSQL, Redis, React 19, TypeScript, Docker, Traefik</w:t>
+      </w:r>
+    </w:p>
+    <w:p>
+      <w:pPr>
+        <w:spacing w:before="120" w:after="40"/>
+      </w:pPr>
+      <w:r>
+        <w:rPr>
+          <w:b/>
+        </w:rPr>
         <w:t xml:space="preserve">Portafolio profesional y backend de analítica</w:t>
       </w:r>
     </w:p>
@@ -681,96 +829,6 @@
       <w:r>
         <w:rPr/>
         <w:t xml:space="preserve">Tecnologías: FastAPI, PostgreSQL, Docker, Traefik, Nginx</w:t>
-      </w:r>
-    </w:p>
-    <w:p>
-      <w:pPr>
-        <w:spacing w:before="120" w:after="40"/>
-      </w:pPr>
-      <w:r>
-        <w:rPr>
-          <w:b/>
-        </w:rPr>
-        <w:t xml:space="preserve">Sistema de gestión municipal</w:t>
-      </w:r>
-    </w:p>
-    <w:p>
-      <w:pPr>
-        <w:spacing w:before="0" w:after="40"/>
-        <w:ind w:left="284"/>
-      </w:pPr>
-      <w:r>
-        <w:rPr/>
-        <w:t xml:space="preserve">- API REST para la tramitación de solicitudes ciudadanas.</w:t>
-      </w:r>
-    </w:p>
-    <w:p>
-      <w:pPr>
-        <w:spacing w:before="0" w:after="40"/>
-        <w:ind w:left="284"/>
-      </w:pPr>
-      <w:r>
-        <w:rPr/>
-        <w:t xml:space="preserve">- Información geográfica del municipio con PostGIS.</w:t>
-      </w:r>
-    </w:p>
-    <w:p>
-      <w:pPr>
-        <w:spacing w:before="0" w:after="40"/>
-        <w:ind w:left="284"/>
-      </w:pPr>
-      <w:r>
-        <w:rPr/>
-        <w:t xml:space="preserve">- Panel administrativo con Vue.js.</w:t>
-      </w:r>
-    </w:p>
-    <w:p>
-      <w:pPr>
-        <w:spacing w:before="0" w:after="40"/>
-      </w:pPr>
-      <w:r>
-        <w:rPr/>
-        <w:t xml:space="preserve">Tecnologías: Django, PostgreSQL, PostGIS, Docker</w:t>
-      </w:r>
-    </w:p>
-    <w:p>
-      <w:pPr>
-        <w:spacing w:before="120" w:after="40"/>
-      </w:pPr>
-      <w:r>
-        <w:rPr>
-          <w:b/>
-        </w:rPr>
-        <w:t xml:space="preserve">Migración de sistema legacy a microservicios</w:t>
-      </w:r>
-    </w:p>
-    <w:p>
-      <w:pPr>
-        <w:spacing w:before="0" w:after="40"/>
-        <w:ind w:left="284"/>
-      </w:pPr>
-      <w:r>
-        <w:rPr/>
-        <w:t xml:space="preserve">- Migración de un monolito a una arquitectura de microservicios.</w:t>
-      </w:r>
-    </w:p>
-    <w:p>
-      <w:pPr>
-        <w:spacing w:before="0" w:after="40"/>
-        <w:ind w:left="284"/>
-      </w:pPr>
-      <w:r>
-        <w:rPr/>
-        <w:t xml:space="preserve">- Automatización de los despliegues mediante CI/CD.</w:t>
-      </w:r>
-    </w:p>
-    <w:p>
-      <w:pPr>
-        <w:spacing w:before="0" w:after="40"/>
-      </w:pPr>
-      <w:r>
-        <w:rPr/>
-        <w:t xml:space="preserve">Tecnologías: Laravel, Lumen, PostgreSQL</w:t>
       </w:r>
     </w:p>
     <w:p>
